--- a/AV_Aldo_800D_EquipoTechnicalBridge/Fase 1/Evidencias Individuales/Henriquez_Flavio_1.2_APT122_DiarioReflexionFase1.docx
+++ b/AV_Aldo_800D_EquipoTechnicalBridge/Fase 1/Evidencias Individuales/Henriquez_Flavio_1.2_APT122_DiarioReflexionFase1.docx
@@ -376,47 +376,7 @@
                 <w:sz w:val="24"/>
                 <w:szCs w:val="24"/>
               </w:rPr>
-              <w:t xml:space="preserve">Las asignaturas y certificados que más me han gustado son principalmente los relacionados con ciberseguridad, Data </w:t>
-            </w:r>
-            <w:proofErr w:type="spellStart"/>
-            <w:r>
-              <w:rPr>
-                <w:rFonts w:eastAsiaTheme="majorEastAsia"/>
-                <w:color w:val="767171" w:themeColor="background2" w:themeShade="80"/>
-                <w:sz w:val="24"/>
-                <w:szCs w:val="24"/>
-              </w:rPr>
-              <w:t>Mining</w:t>
-            </w:r>
-            <w:proofErr w:type="spellEnd"/>
-            <w:r>
-              <w:rPr>
-                <w:rFonts w:eastAsiaTheme="majorEastAsia"/>
-                <w:color w:val="767171" w:themeColor="background2" w:themeShade="80"/>
-                <w:sz w:val="24"/>
-                <w:szCs w:val="24"/>
-              </w:rPr>
-              <w:t xml:space="preserve"> y Machine </w:t>
-            </w:r>
-            <w:proofErr w:type="spellStart"/>
-            <w:r>
-              <w:rPr>
-                <w:rFonts w:eastAsiaTheme="majorEastAsia"/>
-                <w:color w:val="767171" w:themeColor="background2" w:themeShade="80"/>
-                <w:sz w:val="24"/>
-                <w:szCs w:val="24"/>
-              </w:rPr>
-              <w:t>Learning</w:t>
-            </w:r>
-            <w:proofErr w:type="spellEnd"/>
-            <w:r>
-              <w:rPr>
-                <w:rFonts w:eastAsiaTheme="majorEastAsia"/>
-                <w:color w:val="767171" w:themeColor="background2" w:themeShade="80"/>
-                <w:sz w:val="24"/>
-                <w:szCs w:val="24"/>
-              </w:rPr>
-              <w:t>, ya que cada una de estas áreas me ha permitido desarrollar habilidades diferentes y, al mismo tiempo, descubrir nuevos intereses profesionales.</w:t>
+              <w:t>Las asignaturas y certificados que más me han gustado son principalmente los relacionados con ciberseguridad, Data Mining y Machine Learning, ya que cada una de estas áreas me ha permitido desarrollar habilidades diferentes y, al mismo tiempo, descubrir nuevos intereses profesionales.</w:t>
             </w:r>
           </w:p>
           <w:p>
@@ -454,9 +414,18 @@
                 <w:sz w:val="24"/>
                 <w:szCs w:val="24"/>
               </w:rPr>
-              <w:t xml:space="preserve">Por otra parte, Data </w:t>
+              <w:t>Por otra parte, Data Mining me ha llamado especialmente la atención por el enfoque analítico que requiere. Considero que esta área puede representar una alternativa real para ingresar al mundo laboral de la informática, ya que permite trabajar con datos, generar hipótesis y construir modelos predictivos. Me interesa especialmente la posibilidad de obtener información útil a partir de los datos y utilizarla para resolver problemas reales. Si bien la curva de aprendizaje puede ser bastante exigente, considero que con tiempo, práctica y constancia es posible adquirir estas habilidades.</w:t>
             </w:r>
-            <w:proofErr w:type="spellStart"/>
+          </w:p>
+          <w:p>
+            <w:pPr>
+              <w:rPr>
+                <w:rFonts w:eastAsiaTheme="majorEastAsia"/>
+                <w:color w:val="767171" w:themeColor="background2" w:themeShade="80"/>
+                <w:sz w:val="24"/>
+                <w:szCs w:val="24"/>
+              </w:rPr>
+            </w:pPr>
             <w:r>
               <w:rPr>
                 <w:rFonts w:eastAsiaTheme="majorEastAsia"/>
@@ -464,56 +433,7 @@
                 <w:sz w:val="24"/>
                 <w:szCs w:val="24"/>
               </w:rPr>
-              <w:t>Mining</w:t>
-            </w:r>
-            <w:proofErr w:type="spellEnd"/>
-            <w:r>
-              <w:rPr>
-                <w:rFonts w:eastAsiaTheme="majorEastAsia"/>
-                <w:color w:val="767171" w:themeColor="background2" w:themeShade="80"/>
-                <w:sz w:val="24"/>
-                <w:szCs w:val="24"/>
-              </w:rPr>
-              <w:t xml:space="preserve"> me ha llamado especialmente la atención por el enfoque analítico que requiere. Considero que esta área puede representar una alternativa real para ingresar al mundo laboral de la informática, ya que permite trabajar con datos, generar hipótesis y construir modelos predictivos. Me interesa especialmente la posibilidad de obtener información útil a partir de los datos y utilizarla para resolver problemas reales. Si bien la curva de aprendizaje puede ser bastante exigente, considero que con tiempo, práctica y constancia es posible adquirir estas habilidades.</w:t>
-            </w:r>
-          </w:p>
-          <w:p>
-            <w:pPr>
-              <w:rPr>
-                <w:rFonts w:eastAsiaTheme="majorEastAsia"/>
-                <w:color w:val="767171" w:themeColor="background2" w:themeShade="80"/>
-                <w:sz w:val="24"/>
-                <w:szCs w:val="24"/>
-              </w:rPr>
-            </w:pPr>
-            <w:r>
-              <w:rPr>
-                <w:rFonts w:eastAsiaTheme="majorEastAsia"/>
-                <w:color w:val="767171" w:themeColor="background2" w:themeShade="80"/>
-                <w:sz w:val="24"/>
-                <w:szCs w:val="24"/>
-              </w:rPr>
-              <w:t xml:space="preserve">También tuve una buena experiencia con Machine </w:t>
-            </w:r>
-            <w:proofErr w:type="spellStart"/>
-            <w:r>
-              <w:rPr>
-                <w:rFonts w:eastAsiaTheme="majorEastAsia"/>
-                <w:color w:val="767171" w:themeColor="background2" w:themeShade="80"/>
-                <w:sz w:val="24"/>
-                <w:szCs w:val="24"/>
-              </w:rPr>
-              <w:t>Learning</w:t>
-            </w:r>
-            <w:proofErr w:type="spellEnd"/>
-            <w:r>
-              <w:rPr>
-                <w:rFonts w:eastAsiaTheme="majorEastAsia"/>
-                <w:color w:val="767171" w:themeColor="background2" w:themeShade="80"/>
-                <w:sz w:val="24"/>
-                <w:szCs w:val="24"/>
-              </w:rPr>
-              <w:t>. Al principio fue una asignatura que me costó bastante, principalmente porque no había cursado previamente algunos fundamentos necesarios y tuve que ponerme al día por mi cuenta. Sin embargo, precisamente ese desafío me permitió aprender a enfrentar contenidos que inicialmente no dominaba y reforzar mi capacidad de aprendizaje autónomo.</w:t>
+              <w:t>También tuve una buena experiencia con Machine Learning. Al principio fue una asignatura que me costó bastante, principalmente porque no había cursado previamente algunos fundamentos necesarios y tuve que ponerme al día por mi cuenta. Sin embargo, precisamente ese desafío me permitió aprender a enfrentar contenidos que inicialmente no dominaba y reforzar mi capacidad de aprendizaje autónomo.</w:t>
             </w:r>
           </w:p>
           <w:p>
@@ -2579,7 +2499,7 @@
                 <w:sz w:val="24"/>
                 <w:szCs w:val="24"/>
               </w:rPr>
-              <w:t>El proyecto debería situarse en un contexto empresarial, utilizando información que permita representar una problemática real. De esta manera, el objetivo no sería solamente aplicar técnicas de minería de datos, sino demostrar cómo estas pueden utilizarse para resolver una necesidad concreta.</w:t>
+              <w:t>El proyecto APT que estoy desarrollando actualmente **no tiene una relación directa con el proyecto que había planificado inicialmente**, debido principalmente a cambios relacionados con el cliente y sus necesidades. Esto provocó que el proyecto tuviera que modificarse y adaptarse a un nuevo contexto, por lo que la idea original dejó de ser la que se está trabajando actualmente.</w:t>
             </w:r>
           </w:p>
           <w:p>
@@ -2602,7 +2522,7 @@
                 <w:sz w:val="24"/>
                 <w:szCs w:val="24"/>
               </w:rPr>
-              <w:t>Me gustaría que el proyecto permitiera realizar un proceso completo, comenzando por la recopilación y preparación de los datos, continuando con su análisis y posteriormente aplicando técnicas de minería de datos para obtener patrones, relaciones o predicciones.</w:t>
+              <w:t>A pesar de este cambio, considero que el proyecto actual puede relacionarse con mis proyecciones profesionales, especialmente con mi interés por la **Minería de Datos y el análisis de información**. A partir de lo aprendido durante la carrera, me interesa poder incorporar este tipo de conocimientos en futuros proyectos, especialmente cuando exista la posibilidad de trabajar con datos reales, identificar patrones y obtener información que permita apoyar la toma de decisiones.</w:t>
             </w:r>
           </w:p>
           <w:p>
@@ -2625,22 +2545,8 @@
                 <w:sz w:val="24"/>
                 <w:szCs w:val="24"/>
               </w:rPr>
-              <w:t>Finalmente, los resultados deberían presentarse de una manera clara, de modo que la información obtenida pueda ser utilizada para apoyar la toma de decisiones. Considero que esto se relaciona directamente con mi interés por el análisis de datos y con mi objetivo de seguir desarrollando un perfil profesional que combine diferentes áreas de la informática.</w:t>
+              <w:t>Por lo tanto, el proyecto actual requiere una adaptación respecto de la planificación inicial, pero considero que estos cambios también forman parte de un proyecto real, ya que las necesidades de un cliente pueden cambiar y es necesario ser capaz de ajustar las soluciones según el contexto.</w:t>
             </w:r>
-          </w:p>
-          <w:p>
-            <w:pPr>
-              <w:tabs>
-                <w:tab w:val="left" w:pos="454"/>
-              </w:tabs>
-              <w:jc w:val="both"/>
-              <w:rPr>
-                <w:rFonts w:eastAsiaTheme="majorEastAsia"/>
-                <w:color w:val="767171" w:themeColor="background2" w:themeShade="80"/>
-                <w:sz w:val="24"/>
-                <w:szCs w:val="24"/>
-              </w:rPr>
-            </w:pPr>
           </w:p>
           <w:p>
             <w:pPr>
@@ -10471,12 +10377,9 @@
 </file>
 
 <file path=customXml/item1.xml><?xml version="1.0" encoding="utf-8"?>
-<?mso-contentType ?>
-<FormTemplates xmlns="http://schemas.microsoft.com/sharepoint/v3/contenttype/forms">
-  <Display>DocumentLibraryForm</Display>
-  <Edit>DocumentLibraryForm</Edit>
-  <New>DocumentLibraryForm</New>
-</FormTemplates>
+<p:properties xmlns:p="http://schemas.microsoft.com/office/2006/metadata/properties" xmlns:xsi="http://www.w3.org/2001/XMLSchema-instance" xmlns:pc="http://schemas.microsoft.com/office/infopath/2007/PartnerControls">
+  <documentManagement/>
+</p:properties>
 </file>
 
 <file path=customXml/item2.xml><?xml version="1.0" encoding="utf-8"?>
@@ -10612,9 +10515,12 @@
 </file>
 
 <file path=customXml/item3.xml><?xml version="1.0" encoding="utf-8"?>
-<p:properties xmlns:p="http://schemas.microsoft.com/office/2006/metadata/properties" xmlns:xsi="http://www.w3.org/2001/XMLSchema-instance" xmlns:pc="http://schemas.microsoft.com/office/infopath/2007/PartnerControls">
-  <documentManagement/>
-</p:properties>
+<?mso-contentType ?>
+<FormTemplates xmlns="http://schemas.microsoft.com/sharepoint/v3/contenttype/forms">
+  <Display>DocumentLibraryForm</Display>
+  <Edit>DocumentLibraryForm</Edit>
+  <New>DocumentLibraryForm</New>
+</FormTemplates>
 </file>
 
 <file path=customXml/item4.xml><?xml version="1.0" encoding="utf-8"?>
@@ -10622,9 +10528,10 @@
 </file>
 
 <file path=customXml/itemProps1.xml><?xml version="1.0" encoding="utf-8"?>
-<ds:datastoreItem xmlns:ds="http://schemas.openxmlformats.org/officeDocument/2006/customXml" ds:itemID="{DABAA964-10BA-4DBC-ABF2-CDEAC0FAF7AA}">
+<ds:datastoreItem xmlns:ds="http://schemas.openxmlformats.org/officeDocument/2006/customXml" ds:itemID="{5F1783E3-BA1C-4CA3-8E32-C9B378BBED03}">
   <ds:schemaRefs>
-    <ds:schemaRef ds:uri="http://schemas.microsoft.com/sharepoint/v3/contenttype/forms"/>
+    <ds:schemaRef ds:uri="http://schemas.microsoft.com/office/2006/metadata/properties"/>
+    <ds:schemaRef ds:uri="http://schemas.microsoft.com/office/infopath/2007/PartnerControls"/>
   </ds:schemaRefs>
 </ds:datastoreItem>
 </file>
@@ -10648,10 +10555,9 @@
 </file>
 
 <file path=customXml/itemProps3.xml><?xml version="1.0" encoding="utf-8"?>
-<ds:datastoreItem xmlns:ds="http://schemas.openxmlformats.org/officeDocument/2006/customXml" ds:itemID="{5F1783E3-BA1C-4CA3-8E32-C9B378BBED03}">
+<ds:datastoreItem xmlns:ds="http://schemas.openxmlformats.org/officeDocument/2006/customXml" ds:itemID="{DABAA964-10BA-4DBC-ABF2-CDEAC0FAF7AA}">
   <ds:schemaRefs>
-    <ds:schemaRef ds:uri="http://schemas.microsoft.com/office/2006/metadata/properties"/>
-    <ds:schemaRef ds:uri="http://schemas.microsoft.com/office/infopath/2007/PartnerControls"/>
+    <ds:schemaRef ds:uri="http://schemas.microsoft.com/sharepoint/v3/contenttype/forms"/>
   </ds:schemaRefs>
 </ds:datastoreItem>
 </file>

--- a/AV_Aldo_800D_EquipoTechnicalBridge/Fase 1/Evidencias Individuales/Henriquez_Flavio_1.2_APT122_DiarioReflexionFase1.docx
+++ b/AV_Aldo_800D_EquipoTechnicalBridge/Fase 1/Evidencias Individuales/Henriquez_Flavio_1.2_APT122_DiarioReflexionFase1.docx
@@ -2499,7 +2499,7 @@
                 <w:sz w:val="24"/>
                 <w:szCs w:val="24"/>
               </w:rPr>
-              <w:t>El proyecto APT que estoy desarrollando actualmente **no tiene una relación directa con el proyecto que había planificado inicialmente**, debido principalmente a cambios relacionados con el cliente y sus necesidades. Esto provocó que el proyecto tuviera que modificarse y adaptarse a un nuevo contexto, por lo que la idea original dejó de ser la que se está trabajando actualmente.</w:t>
+              <w:t>El proyecto APT que estoy desarrollando actualmente no tiene una relación directa con el proyecto que había planificado inicialmente, debido principalmente a cambios relacionados con el cliente y sus necesidades. Esto provocó que el proyecto tuviera que modificarse y adaptarse a un nuevo contexto, por lo que la idea original dejó de ser la que se está trabajando actualmente.</w:t>
             </w:r>
           </w:p>
           <w:p>
@@ -2522,7 +2522,7 @@
                 <w:sz w:val="24"/>
                 <w:szCs w:val="24"/>
               </w:rPr>
-              <w:t>A pesar de este cambio, considero que el proyecto actual puede relacionarse con mis proyecciones profesionales, especialmente con mi interés por la **Minería de Datos y el análisis de información**. A partir de lo aprendido durante la carrera, me interesa poder incorporar este tipo de conocimientos en futuros proyectos, especialmente cuando exista la posibilidad de trabajar con datos reales, identificar patrones y obtener información que permita apoyar la toma de decisiones.</w:t>
+              <w:t>A pesar de este cambio, considero que el proyecto actual puede relacionarse con mis proyecciones profesionales, especialmente con mi interés por la Minería de Datos y el análisis de información. A partir de lo aprendido durante la carrera, me interesa poder incorporar este tipo de conocimientos en futuros proyectos, especialmente cuando exista la posibilidad de trabajar con datos reales, identificar patrones y obtener información que permita apoyar la toma de decisiones.</w:t>
             </w:r>
           </w:p>
           <w:p>
@@ -10377,12 +10377,6 @@
 </file>
 
 <file path=customXml/item1.xml><?xml version="1.0" encoding="utf-8"?>
-<p:properties xmlns:p="http://schemas.microsoft.com/office/2006/metadata/properties" xmlns:xsi="http://www.w3.org/2001/XMLSchema-instance" xmlns:pc="http://schemas.microsoft.com/office/infopath/2007/PartnerControls">
-  <documentManagement/>
-</p:properties>
-</file>
-
-<file path=customXml/item2.xml><?xml version="1.0" encoding="utf-8"?>
 <ct:contentTypeSchema xmlns:ct="http://schemas.microsoft.com/office/2006/metadata/contentType" xmlns:ma="http://schemas.microsoft.com/office/2006/metadata/properties/metaAttributes" ct:_="" ma:_="" ma:contentTypeName="Documento" ma:contentTypeID="0x010100E96778489EE7714D8BD12CC105EB918B" ma:contentTypeVersion="2" ma:contentTypeDescription="Crear nuevo documento." ma:contentTypeScope="" ma:versionID="416c5c7ae9b5d54d83875cd3c65194e3">
   <xsd:schema xmlns:xsd="http://www.w3.org/2001/XMLSchema" xmlns:xs="http://www.w3.org/2001/XMLSchema" xmlns:p="http://schemas.microsoft.com/office/2006/metadata/properties" xmlns:ns2="126e8a1c-9ea9-435a-ac89-d06c80d62e30" targetNamespace="http://schemas.microsoft.com/office/2006/metadata/properties" ma:root="true" ma:fieldsID="70a237c842677bd850644f8595079f5e" ns2:_="">
     <xsd:import namespace="126e8a1c-9ea9-435a-ac89-d06c80d62e30"/>
@@ -10514,7 +10508,17 @@
 </ct:contentTypeSchema>
 </file>
 
+<file path=customXml/item2.xml><?xml version="1.0" encoding="utf-8"?>
+<p:properties xmlns:p="http://schemas.microsoft.com/office/2006/metadata/properties" xmlns:xsi="http://www.w3.org/2001/XMLSchema-instance" xmlns:pc="http://schemas.microsoft.com/office/infopath/2007/PartnerControls">
+  <documentManagement/>
+</p:properties>
+</file>
+
 <file path=customXml/item3.xml><?xml version="1.0" encoding="utf-8"?>
+<b:Sources xmlns:b="http://schemas.openxmlformats.org/officeDocument/2006/bibliography" xmlns="http://schemas.openxmlformats.org/officeDocument/2006/bibliography" SelectedStyle="\APASixthEditionOfficeOnline.xsl" StyleName="APA" Version="6"/>
+</file>
+
+<file path=customXml/item4.xml><?xml version="1.0" encoding="utf-8"?>
 <?mso-contentType ?>
 <FormTemplates xmlns="http://schemas.microsoft.com/sharepoint/v3/contenttype/forms">
   <Display>DocumentLibraryForm</Display>
@@ -10523,20 +10527,7 @@
 </FormTemplates>
 </file>
 
-<file path=customXml/item4.xml><?xml version="1.0" encoding="utf-8"?>
-<b:Sources xmlns:b="http://schemas.openxmlformats.org/officeDocument/2006/bibliography" xmlns="http://schemas.openxmlformats.org/officeDocument/2006/bibliography" SelectedStyle="\APASixthEditionOfficeOnline.xsl" StyleName="APA" Version="6"/>
-</file>
-
 <file path=customXml/itemProps1.xml><?xml version="1.0" encoding="utf-8"?>
-<ds:datastoreItem xmlns:ds="http://schemas.openxmlformats.org/officeDocument/2006/customXml" ds:itemID="{5F1783E3-BA1C-4CA3-8E32-C9B378BBED03}">
-  <ds:schemaRefs>
-    <ds:schemaRef ds:uri="http://schemas.microsoft.com/office/2006/metadata/properties"/>
-    <ds:schemaRef ds:uri="http://schemas.microsoft.com/office/infopath/2007/PartnerControls"/>
-  </ds:schemaRefs>
-</ds:datastoreItem>
-</file>
-
-<file path=customXml/itemProps2.xml><?xml version="1.0" encoding="utf-8"?>
 <ds:datastoreItem xmlns:ds="http://schemas.openxmlformats.org/officeDocument/2006/customXml" ds:itemID="{90673534-9590-47F8-B0D6-46AB217CB3AD}">
   <ds:schemaRefs>
     <ds:schemaRef ds:uri="http://schemas.microsoft.com/office/2006/metadata/contentType"/>
@@ -10554,18 +10545,27 @@
 </ds:datastoreItem>
 </file>
 
+<file path=customXml/itemProps2.xml><?xml version="1.0" encoding="utf-8"?>
+<ds:datastoreItem xmlns:ds="http://schemas.openxmlformats.org/officeDocument/2006/customXml" ds:itemID="{5F1783E3-BA1C-4CA3-8E32-C9B378BBED03}">
+  <ds:schemaRefs>
+    <ds:schemaRef ds:uri="http://schemas.microsoft.com/office/2006/metadata/properties"/>
+    <ds:schemaRef ds:uri="http://schemas.microsoft.com/office/infopath/2007/PartnerControls"/>
+  </ds:schemaRefs>
+</ds:datastoreItem>
+</file>
+
 <file path=customXml/itemProps3.xml><?xml version="1.0" encoding="utf-8"?>
+<ds:datastoreItem xmlns:ds="http://schemas.openxmlformats.org/officeDocument/2006/customXml" ds:itemID="{38798A93-35BB-4E36-97F5-7254B21EAFCC}">
+  <ds:schemaRefs>
+    <ds:schemaRef ds:uri="http://schemas.openxmlformats.org/officeDocument/2006/bibliography"/>
+  </ds:schemaRefs>
+</ds:datastoreItem>
+</file>
+
+<file path=customXml/itemProps4.xml><?xml version="1.0" encoding="utf-8"?>
 <ds:datastoreItem xmlns:ds="http://schemas.openxmlformats.org/officeDocument/2006/customXml" ds:itemID="{DABAA964-10BA-4DBC-ABF2-CDEAC0FAF7AA}">
   <ds:schemaRefs>
     <ds:schemaRef ds:uri="http://schemas.microsoft.com/sharepoint/v3/contenttype/forms"/>
   </ds:schemaRefs>
 </ds:datastoreItem>
-</file>
-
-<file path=customXml/itemProps4.xml><?xml version="1.0" encoding="utf-8"?>
-<ds:datastoreItem xmlns:ds="http://schemas.openxmlformats.org/officeDocument/2006/customXml" ds:itemID="{38798A93-35BB-4E36-97F5-7254B21EAFCC}">
-  <ds:schemaRefs>
-    <ds:schemaRef ds:uri="http://schemas.openxmlformats.org/officeDocument/2006/bibliography"/>
-  </ds:schemaRefs>
-</ds:datastoreItem>
 </file>